--- a/Phase Wise Templets/Project Planning Phase/Project Planning Template.docx
+++ b/Phase Wise Templets/Project Planning Phase/Project Planning Template.docx
@@ -642,17 +642,8 @@
         <w:tc>
           <w:tcPr/>
           <w:p>
-            <w:pPr>
-              <w:rPr>
-                <w:rFonts w:ascii="Arial" w:cs="Arial" w:eastAsia="Arial" w:hAnsi="Arial"/>
-                <w:sz w:val="20"/>
-                <w:szCs w:val="20"/>
-              </w:rPr>
-            </w:pPr>
-            <w:r>
-              <w:rPr>
-                <w:rtl w:val="0"/>
-              </w:rPr>
+            <w:r>
+              <w:t>Dev Team</w:t>
             </w:r>
           </w:p>
         </w:tc>
@@ -769,17 +760,8 @@
         <w:tc>
           <w:tcPr/>
           <w:p>
-            <w:pPr>
-              <w:rPr>
-                <w:rFonts w:ascii="Arial" w:cs="Arial" w:eastAsia="Arial" w:hAnsi="Arial"/>
-                <w:sz w:val="20"/>
-                <w:szCs w:val="20"/>
-              </w:rPr>
-            </w:pPr>
-            <w:r>
-              <w:rPr>
-                <w:rtl w:val="0"/>
-              </w:rPr>
+            <w:r>
+              <w:t>Dev Team</w:t>
             </w:r>
           </w:p>
         </w:tc>
@@ -814,17 +796,8 @@
         <w:tc>
           <w:tcPr/>
           <w:p>
-            <w:pPr>
-              <w:rPr>
-                <w:rFonts w:ascii="Arial" w:cs="Arial" w:eastAsia="Arial" w:hAnsi="Arial"/>
-                <w:sz w:val="20"/>
-                <w:szCs w:val="20"/>
-              </w:rPr>
-            </w:pPr>
-            <w:r>
-              <w:rPr>
-                <w:rtl w:val="0"/>
-              </w:rPr>
+            <w:r>
+              <w:t>Registration</w:t>
             </w:r>
           </w:p>
         </w:tc>
@@ -873,22 +846,8 @@
         <w:tc>
           <w:tcPr/>
           <w:p>
-            <w:pPr>
-              <w:jc w:val="center"/>
-              <w:rPr>
-                <w:rFonts w:ascii="Arial" w:cs="Arial" w:eastAsia="Arial" w:hAnsi="Arial"/>
-                <w:sz w:val="20"/>
-                <w:szCs w:val="20"/>
-              </w:rPr>
-            </w:pPr>
-            <w:r>
-              <w:rPr>
-                <w:rFonts w:ascii="Arial" w:cs="Arial" w:eastAsia="Arial" w:hAnsi="Arial"/>
-                <w:sz w:val="20"/>
-                <w:szCs w:val="20"/>
-                <w:rtl w:val="0"/>
-              </w:rPr>
-              <w:t xml:space="preserve">1</w:t>
+            <w:r>
+              <w:t>2</w:t>
             </w:r>
           </w:p>
         </w:tc>
@@ -916,17 +875,8 @@
         <w:tc>
           <w:tcPr/>
           <w:p>
-            <w:pPr>
-              <w:rPr>
-                <w:rFonts w:ascii="Arial" w:cs="Arial" w:eastAsia="Arial" w:hAnsi="Arial"/>
-                <w:sz w:val="20"/>
-                <w:szCs w:val="20"/>
-              </w:rPr>
-            </w:pPr>
-            <w:r>
-              <w:rPr>
-                <w:rtl w:val="0"/>
-              </w:rPr>
+            <w:r>
+              <w:t>Dev Team</w:t>
             </w:r>
           </w:p>
         </w:tc>
@@ -961,17 +911,8 @@
         <w:tc>
           <w:tcPr/>
           <w:p>
-            <w:pPr>
-              <w:rPr>
-                <w:rFonts w:ascii="Arial" w:cs="Arial" w:eastAsia="Arial" w:hAnsi="Arial"/>
-                <w:sz w:val="20"/>
-                <w:szCs w:val="20"/>
-              </w:rPr>
-            </w:pPr>
-            <w:r>
-              <w:rPr>
-                <w:rtl w:val="0"/>
-              </w:rPr>
+            <w:r>
+              <w:t>Registration</w:t>
             </w:r>
           </w:p>
         </w:tc>
@@ -1020,22 +961,8 @@
         <w:tc>
           <w:tcPr/>
           <w:p>
-            <w:pPr>
-              <w:jc w:val="center"/>
-              <w:rPr>
-                <w:rFonts w:ascii="Arial" w:cs="Arial" w:eastAsia="Arial" w:hAnsi="Arial"/>
-                <w:sz w:val="20"/>
-                <w:szCs w:val="20"/>
-              </w:rPr>
-            </w:pPr>
-            <w:r>
-              <w:rPr>
-                <w:rFonts w:ascii="Arial" w:cs="Arial" w:eastAsia="Arial" w:hAnsi="Arial"/>
-                <w:sz w:val="20"/>
-                <w:szCs w:val="20"/>
-                <w:rtl w:val="0"/>
-              </w:rPr>
-              <w:t xml:space="preserve">2</w:t>
+            <w:r>
+              <w:t>2</w:t>
             </w:r>
           </w:p>
         </w:tc>
@@ -1063,17 +990,8 @@
         <w:tc>
           <w:tcPr/>
           <w:p>
-            <w:pPr>
-              <w:rPr>
-                <w:rFonts w:ascii="Arial" w:cs="Arial" w:eastAsia="Arial" w:hAnsi="Arial"/>
-                <w:sz w:val="20"/>
-                <w:szCs w:val="20"/>
-              </w:rPr>
-            </w:pPr>
-            <w:r>
-              <w:rPr>
-                <w:rtl w:val="0"/>
-              </w:rPr>
+            <w:r>
+              <w:t>Dev Team</w:t>
             </w:r>
           </w:p>
         </w:tc>
@@ -1167,22 +1085,8 @@
         <w:tc>
           <w:tcPr/>
           <w:p>
-            <w:pPr>
-              <w:jc w:val="center"/>
-              <w:rPr>
-                <w:rFonts w:ascii="Arial" w:cs="Arial" w:eastAsia="Arial" w:hAnsi="Arial"/>
-                <w:sz w:val="20"/>
-                <w:szCs w:val="20"/>
-              </w:rPr>
-            </w:pPr>
-            <w:r>
-              <w:rPr>
-                <w:rFonts w:ascii="Arial" w:cs="Arial" w:eastAsia="Arial" w:hAnsi="Arial"/>
-                <w:sz w:val="20"/>
-                <w:szCs w:val="20"/>
-                <w:rtl w:val="0"/>
-              </w:rPr>
-              <w:t xml:space="preserve">2</w:t>
+            <w:r>
+              <w:t>1</w:t>
             </w:r>
           </w:p>
         </w:tc>
@@ -1210,17 +1114,8 @@
         <w:tc>
           <w:tcPr/>
           <w:p>
-            <w:pPr>
-              <w:rPr>
-                <w:rFonts w:ascii="Arial" w:cs="Arial" w:eastAsia="Arial" w:hAnsi="Arial"/>
-                <w:sz w:val="20"/>
-                <w:szCs w:val="20"/>
-              </w:rPr>
-            </w:pPr>
-            <w:r>
-              <w:rPr>
-                <w:rtl w:val="0"/>
-              </w:rPr>
+            <w:r>
+              <w:t>Dev Team</w:t>
             </w:r>
           </w:p>
         </w:tc>
@@ -1255,123 +1150,48 @@
         <w:tc>
           <w:tcPr/>
           <w:p>
-            <w:pPr>
-              <w:rPr>
-                <w:rFonts w:ascii="Arial" w:cs="Arial" w:eastAsia="Arial" w:hAnsi="Arial"/>
-                <w:sz w:val="20"/>
-                <w:szCs w:val="20"/>
-              </w:rPr>
-            </w:pPr>
-            <w:r>
-              <w:rPr>
-                <w:rFonts w:ascii="Arial" w:cs="Arial" w:eastAsia="Arial" w:hAnsi="Arial"/>
-                <w:sz w:val="20"/>
-                <w:szCs w:val="20"/>
-                <w:rtl w:val="0"/>
-              </w:rPr>
-              <w:t xml:space="preserve">Login</w:t>
-            </w:r>
-          </w:p>
-        </w:tc>
-        <w:tc>
-          <w:tcPr/>
-          <w:p>
-            <w:pPr>
-              <w:rPr>
-                <w:rFonts w:ascii="Arial" w:cs="Arial" w:eastAsia="Arial" w:hAnsi="Arial"/>
-                <w:sz w:val="20"/>
-                <w:szCs w:val="20"/>
-              </w:rPr>
-            </w:pPr>
-            <w:r>
-              <w:rPr>
-                <w:rFonts w:ascii="Arial" w:cs="Arial" w:eastAsia="Arial" w:hAnsi="Arial"/>
-                <w:sz w:val="20"/>
-                <w:szCs w:val="20"/>
-                <w:rtl w:val="0"/>
-              </w:rPr>
-              <w:t xml:space="preserve">USN-5</w:t>
-            </w:r>
-          </w:p>
-        </w:tc>
-        <w:tc>
-          <w:tcPr/>
-          <w:p>
-            <w:pPr>
-              <w:rPr>
-                <w:rFonts w:ascii="Arial" w:cs="Arial" w:eastAsia="Arial" w:hAnsi="Arial"/>
-                <w:sz w:val="20"/>
-                <w:szCs w:val="20"/>
-              </w:rPr>
-            </w:pPr>
-            <w:r>
-              <w:rPr>
-                <w:rFonts w:ascii="Arial" w:cs="Arial" w:eastAsia="Arial" w:hAnsi="Arial"/>
-                <w:sz w:val="20"/>
-                <w:szCs w:val="20"/>
-                <w:rtl w:val="0"/>
-              </w:rPr>
-              <w:t xml:space="preserve">As a user, I can log into the application by entering email &amp; password</w:t>
-            </w:r>
-          </w:p>
-        </w:tc>
-        <w:tc>
-          <w:tcPr/>
-          <w:p>
-            <w:pPr>
-              <w:jc w:val="center"/>
-              <w:rPr>
-                <w:rFonts w:ascii="Arial" w:cs="Arial" w:eastAsia="Arial" w:hAnsi="Arial"/>
-                <w:sz w:val="20"/>
-                <w:szCs w:val="20"/>
-              </w:rPr>
-            </w:pPr>
-            <w:r>
-              <w:rPr>
-                <w:rFonts w:ascii="Arial" w:cs="Arial" w:eastAsia="Arial" w:hAnsi="Arial"/>
-                <w:sz w:val="20"/>
-                <w:szCs w:val="20"/>
-                <w:rtl w:val="0"/>
-              </w:rPr>
-              <w:t xml:space="preserve">1</w:t>
-            </w:r>
-          </w:p>
-        </w:tc>
-        <w:tc>
-          <w:tcPr/>
-          <w:p>
-            <w:pPr>
-              <w:rPr>
-                <w:rFonts w:ascii="Arial" w:cs="Arial" w:eastAsia="Arial" w:hAnsi="Arial"/>
-                <w:sz w:val="20"/>
-                <w:szCs w:val="20"/>
-              </w:rPr>
-            </w:pPr>
-            <w:r>
-              <w:rPr>
-                <w:rFonts w:ascii="Arial" w:cs="Arial" w:eastAsia="Arial" w:hAnsi="Arial"/>
-                <w:sz w:val="20"/>
-                <w:szCs w:val="20"/>
-                <w:rtl w:val="0"/>
-              </w:rPr>
-              <w:t xml:space="preserve">High</w:t>
-            </w:r>
-          </w:p>
-        </w:tc>
-        <w:tc>
-          <w:tcPr/>
-          <w:p>
-            <w:pPr>
-              <w:rPr>
-                <w:rFonts w:ascii="Arial" w:cs="Arial" w:eastAsia="Arial" w:hAnsi="Arial"/>
-                <w:sz w:val="20"/>
-                <w:szCs w:val="20"/>
-              </w:rPr>
-            </w:pPr>
-            <w:r>
-              <w:rPr>
-                <w:rtl w:val="0"/>
-              </w:rPr>
+            <w:r>
+              <w:t>Dashboard</w:t>
+            </w:r>
+          </w:p>
+        </w:tc>
+        <w:tc>
+          <w:tcPr/>
+          <w:p>
+            <w:r>
+              <w:t>USN-6</w:t>
+            </w:r>
+          </w:p>
+        </w:tc>
+        <w:tc>
+          <w:tcPr/>
+          <w:p>
+            <w:r>
+              <w:t>As a user, I can view my dashboard and listed properties.</w:t>
+            </w:r>
+          </w:p>
+        </w:tc>
+        <w:tc>
+          <w:tcPr/>
+          <w:p>
+            <w:r>
+              <w:t>3</w:t>
+            </w:r>
+          </w:p>
+        </w:tc>
+        <w:tc>
+          <w:tcPr/>
+          <w:p>
+            <w:r>
+              <w:t>High</w:t>
+            </w:r>
+          </w:p>
+        </w:tc>
+        <w:tc>
+          <w:tcPr/>
+          <w:p>
+            <w:r>
+              <w:t>Dev Team</w:t>
             </w:r>
           </w:p>
         </w:tc>
@@ -1402,107 +1222,48 @@
         <w:tc>
           <w:tcPr/>
           <w:p>
-            <w:pPr>
-              <w:rPr>
-                <w:rFonts w:ascii="Arial" w:cs="Arial" w:eastAsia="Arial" w:hAnsi="Arial"/>
-                <w:sz w:val="20"/>
-                <w:szCs w:val="20"/>
-              </w:rPr>
-            </w:pPr>
-            <w:r>
-              <w:rPr>
-                <w:rFonts w:ascii="Arial" w:cs="Arial" w:eastAsia="Arial" w:hAnsi="Arial"/>
-                <w:sz w:val="20"/>
-                <w:szCs w:val="20"/>
-                <w:rtl w:val="0"/>
-              </w:rPr>
-              <w:t xml:space="preserve">Dashboard</w:t>
-            </w:r>
-          </w:p>
-        </w:tc>
-        <w:tc>
-          <w:tcPr/>
-          <w:p>
-            <w:pPr>
-              <w:rPr>
-                <w:rFonts w:ascii="Arial" w:cs="Arial" w:eastAsia="Arial" w:hAnsi="Arial"/>
-                <w:sz w:val="20"/>
-                <w:szCs w:val="20"/>
-              </w:rPr>
-            </w:pPr>
-            <w:r>
-              <w:rPr>
-                <w:rtl w:val="0"/>
-              </w:rPr>
-            </w:r>
-          </w:p>
-        </w:tc>
-        <w:tc>
-          <w:tcPr/>
-          <w:p>
-            <w:pPr>
-              <w:rPr>
-                <w:rFonts w:ascii="Arial" w:cs="Arial" w:eastAsia="Arial" w:hAnsi="Arial"/>
-                <w:sz w:val="20"/>
-                <w:szCs w:val="20"/>
-              </w:rPr>
-            </w:pPr>
-            <w:r>
-              <w:rPr>
-                <w:rtl w:val="0"/>
-              </w:rPr>
-            </w:r>
-          </w:p>
-        </w:tc>
-        <w:tc>
-          <w:tcPr/>
-          <w:p>
-            <w:pPr>
-              <w:jc w:val="center"/>
-              <w:rPr>
-                <w:rFonts w:ascii="Arial" w:cs="Arial" w:eastAsia="Arial" w:hAnsi="Arial"/>
-                <w:sz w:val="20"/>
-                <w:szCs w:val="20"/>
-              </w:rPr>
-            </w:pPr>
-            <w:r>
-              <w:rPr>
-                <w:rtl w:val="0"/>
-              </w:rPr>
-            </w:r>
-          </w:p>
-        </w:tc>
-        <w:tc>
-          <w:tcPr/>
-          <w:p>
-            <w:pPr>
-              <w:rPr>
-                <w:rFonts w:ascii="Arial" w:cs="Arial" w:eastAsia="Arial" w:hAnsi="Arial"/>
-                <w:sz w:val="20"/>
-                <w:szCs w:val="20"/>
-              </w:rPr>
-            </w:pPr>
-            <w:r>
-              <w:rPr>
-                <w:rtl w:val="0"/>
-              </w:rPr>
-            </w:r>
-          </w:p>
-        </w:tc>
-        <w:tc>
-          <w:tcPr/>
-          <w:p>
-            <w:pPr>
-              <w:rPr>
-                <w:rFonts w:ascii="Arial" w:cs="Arial" w:eastAsia="Arial" w:hAnsi="Arial"/>
-                <w:sz w:val="20"/>
-                <w:szCs w:val="20"/>
-              </w:rPr>
-            </w:pPr>
-            <w:r>
-              <w:rPr>
-                <w:rtl w:val="0"/>
-              </w:rPr>
+            <w:r>
+              <w:t>Property Listing</w:t>
+            </w:r>
+          </w:p>
+        </w:tc>
+        <w:tc>
+          <w:tcPr/>
+          <w:p>
+            <w:r>
+              <w:t>USN-7</w:t>
+            </w:r>
+          </w:p>
+        </w:tc>
+        <w:tc>
+          <w:tcPr/>
+          <w:p>
+            <w:r>
+              <w:t>As an owner, I can add new properties.</w:t>
+            </w:r>
+          </w:p>
+        </w:tc>
+        <w:tc>
+          <w:tcPr/>
+          <w:p>
+            <w:r>
+              <w:t>5</w:t>
+            </w:r>
+          </w:p>
+        </w:tc>
+        <w:tc>
+          <w:tcPr/>
+          <w:p>
+            <w:r>
+              <w:t>High</w:t>
+            </w:r>
+          </w:p>
+        </w:tc>
+        <w:tc>
+          <w:tcPr/>
+          <w:p>
+            <w:r>
+              <w:t>Dev Team</w:t>
             </w:r>
           </w:p>
         </w:tc>
@@ -2320,34 +2081,16 @@
         <w:tc>
           <w:tcPr/>
           <w:p>
-            <w:pPr>
-              <w:rPr>
-                <w:rFonts w:ascii="Arial" w:cs="Arial" w:eastAsia="Arial" w:hAnsi="Arial"/>
-                <w:sz w:val="20"/>
-                <w:szCs w:val="20"/>
-              </w:rPr>
-            </w:pPr>
-            <w:r>
-              <w:rPr>
-                <w:rtl w:val="0"/>
-              </w:rPr>
-            </w:r>
-          </w:p>
-        </w:tc>
-        <w:tc>
-          <w:tcPr/>
-          <w:p>
-            <w:pPr>
-              <w:rPr>
-                <w:rFonts w:ascii="Arial" w:cs="Arial" w:eastAsia="Arial" w:hAnsi="Arial"/>
-                <w:sz w:val="20"/>
-                <w:szCs w:val="20"/>
-              </w:rPr>
-            </w:pPr>
-            <w:r>
-              <w:rPr>
-                <w:rtl w:val="0"/>
-              </w:rPr>
+            <w:r>
+              <w:t>20</w:t>
+            </w:r>
+          </w:p>
+        </w:tc>
+        <w:tc>
+          <w:tcPr/>
+          <w:p>
+            <w:r>
+              <w:t>05 Nov 2022</w:t>
             </w:r>
           </w:p>
         </w:tc>
@@ -2466,34 +2209,16 @@
         <w:tc>
           <w:tcPr/>
           <w:p>
-            <w:pPr>
-              <w:rPr>
-                <w:rFonts w:ascii="Arial" w:cs="Arial" w:eastAsia="Arial" w:hAnsi="Arial"/>
-                <w:sz w:val="20"/>
-                <w:szCs w:val="20"/>
-              </w:rPr>
-            </w:pPr>
-            <w:r>
-              <w:rPr>
-                <w:rtl w:val="0"/>
-              </w:rPr>
-            </w:r>
-          </w:p>
-        </w:tc>
-        <w:tc>
-          <w:tcPr/>
-          <w:p>
-            <w:pPr>
-              <w:rPr>
-                <w:rFonts w:ascii="Arial" w:cs="Arial" w:eastAsia="Arial" w:hAnsi="Arial"/>
-                <w:sz w:val="20"/>
-                <w:szCs w:val="20"/>
-              </w:rPr>
-            </w:pPr>
-            <w:r>
-              <w:rPr>
-                <w:rtl w:val="0"/>
-              </w:rPr>
+            <w:r>
+              <w:t>20</w:t>
+            </w:r>
+          </w:p>
+        </w:tc>
+        <w:tc>
+          <w:tcPr/>
+          <w:p>
+            <w:r>
+              <w:t>12 Nov 2022</w:t>
             </w:r>
           </w:p>
         </w:tc>
@@ -2612,34 +2337,16 @@
         <w:tc>
           <w:tcPr/>
           <w:p>
-            <w:pPr>
-              <w:rPr>
-                <w:rFonts w:ascii="Arial" w:cs="Arial" w:eastAsia="Arial" w:hAnsi="Arial"/>
-                <w:sz w:val="20"/>
-                <w:szCs w:val="20"/>
-              </w:rPr>
-            </w:pPr>
-            <w:r>
-              <w:rPr>
-                <w:rtl w:val="0"/>
-              </w:rPr>
-            </w:r>
-          </w:p>
-        </w:tc>
-        <w:tc>
-          <w:tcPr/>
-          <w:p>
-            <w:pPr>
-              <w:rPr>
-                <w:rFonts w:ascii="Arial" w:cs="Arial" w:eastAsia="Arial" w:hAnsi="Arial"/>
-                <w:sz w:val="20"/>
-                <w:szCs w:val="20"/>
-              </w:rPr>
-            </w:pPr>
-            <w:r>
-              <w:rPr>
-                <w:rtl w:val="0"/>
-              </w:rPr>
+            <w:r>
+              <w:t>20</w:t>
+            </w:r>
+          </w:p>
+        </w:tc>
+        <w:tc>
+          <w:tcPr/>
+          <w:p>
+            <w:r>
+              <w:t>19 Nov 2022</w:t>
             </w:r>
           </w:p>
         </w:tc>
